--- a/app/documents/templates/template_hito1.docx
+++ b/app/documents/templates/template_hito1.docx
@@ -128,17 +128,15 @@
           <w:color w:val="000000"/>
           <w:szCs w:val="20"/>
         </w:rPr>
-        <w:t>ESSALUD-202</w:t>
-      </w:r>
-      <w:r>
-        <w:rPr>
-          <w:rFonts w:eastAsia="Arial" w:cs="Arial"/>
-          <w:b/>
-          <w:color w:val="000000"/>
-          <w:szCs w:val="20"/>
-          <w:highlight w:val="yellow"/>
-        </w:rPr>
-        <w:t>…</w:t>
+        <w:t>ESSALUD-</w:t>
+      </w:r>
+      <w:r>
+        <w:rPr>
+          <w:rFonts w:eastAsia="Arial" w:cs="Arial"/>
+          <w:color w:val="000000"/>
+          <w:szCs w:val="20"/>
+        </w:rPr>
+        <w:t>{{anio_acreditacion}}</w:t>
       </w:r>
     </w:p>
     <w:p>
@@ -296,16 +294,31 @@
           <w:color w:val="000000"/>
           <w:szCs w:val="20"/>
         </w:rPr>
-        <w:t xml:space="preserve"> el equipo de Acreditación para el proceso de Autoevaluación periodo 202</w:t>
-      </w:r>
-      <w:r>
-        <w:rPr>
-          <w:rFonts w:eastAsia="Arial" w:cs="Arial"/>
-          <w:color w:val="000000"/>
-          <w:szCs w:val="20"/>
-          <w:highlight w:val="yellow"/>
-        </w:rPr>
-        <w:t>…</w:t>
+        <w:t xml:space="preserve"> el equipo de Acreditación para el proceso de Autoevaluación periodo </w:t>
+      </w:r>
+      <w:r>
+        <w:rPr>
+          <w:rFonts w:eastAsia="Arial" w:cs="Arial"/>
+          <w:color w:val="000000"/>
+          <w:szCs w:val="20"/>
+        </w:rPr>
+        <w:t>{{</w:t>
+      </w:r>
+      <w:r>
+        <w:rPr>
+          <w:rFonts w:eastAsia="Arial" w:cs="Arial"/>
+          <w:color w:val="000000"/>
+          <w:szCs w:val="20"/>
+        </w:rPr>
+        <w:t>anio_acreditacion</w:t>
+      </w:r>
+      <w:r>
+        <w:rPr>
+          <w:rFonts w:eastAsia="Arial" w:cs="Arial"/>
+          <w:color w:val="000000"/>
+          <w:szCs w:val="20"/>
+        </w:rPr>
+        <w:t xml:space="preserve">}} </w:t>
       </w:r>
       <w:r>
         <w:rPr>
@@ -690,13 +703,15 @@
           <w:szCs w:val="20"/>
           <w:highlight w:val="yellow"/>
         </w:rPr>
-        <w:t xml:space="preserve">Gerencia </w:t>
-      </w:r>
-      <w:r>
-        <w:rPr>
+        <w:t>Dirección</w:t>
+      </w:r>
+      <w:r>
+        <w:rPr>
+          <w:rFonts w:eastAsia="Arial" w:cs="Arial"/>
+          <w:szCs w:val="20"/>
           <w:highlight w:val="yellow"/>
         </w:rPr>
-        <w:t>o</w:t>
+        <w:t xml:space="preserve"> de la</w:t>
       </w:r>
       <w:r>
         <w:rPr>
@@ -704,13 +719,25 @@
           <w:szCs w:val="20"/>
           <w:highlight w:val="yellow"/>
         </w:rPr>
-        <w:t xml:space="preserve"> Dirección del </w:t>
+        <w:t xml:space="preserve"> </w:t>
+      </w:r>
+      <w:r>
+        <w:t>{{</w:t>
       </w:r>
       <w:r>
         <w:rPr>
           <w:highlight w:val="yellow"/>
         </w:rPr>
-        <w:t>Hospital o Policlínico o CAP o CM o PM …………………………,</w:t>
+        <w:t>ipress_name</w:t>
+      </w:r>
+      <w:r>
+        <w:t>}}</w:t>
+      </w:r>
+      <w:r>
+        <w:rPr>
+          <w:highlight w:val="yellow"/>
+        </w:rPr>
+        <w:t>,</w:t>
       </w:r>
       <w:r>
         <w:rPr>
